--- a/app/verify/_scratch_output/diacritics-001_redacted.docx
+++ b/app/verify/_scratch_output/diacritics-001_redacted.docx
@@ -12,7 +12,7 @@
     </w:p>
     <w:p>
       <w:r>
-        <w:t>Tomás Reyes and José García attended the session.</w:t>
+        <w:t>[PERSON-REDACTED] and [PERSON-REDACTED] attended the session.</w:t>
       </w:r>
     </w:p>
     <w:p>
